--- a/docs/KairoX_Backend_Audit_and_Scale_Out_Plan.docx
+++ b/docs/KairoX_Backend_Audit_and_Scale_Out_Plan.docx
@@ -217,6 +217,58 @@
                 <w:sz w:val="18"/>
                 <w:szCs w:val="18"/>
               </w:rPr>
+              <w:t>Re-verified</w:t>
+            </w:r>
+          </w:p>
+        </w:tc>
+        <w:tc>
+          <w:tcPr>
+            <w:tcW w:type="dxa" w:w="7680"/>
+            <w:tcMar>
+              <w:top w:type="dxa" w:w="70"/>
+              <w:left w:type="dxa" w:w="110"/>
+              <w:bottom w:type="dxa" w:w="70"/>
+              <w:right w:type="dxa" w:w="110"/>
+            </w:tcMar>
+          </w:tcPr>
+          <w:p>
+            <w:pPr>
+              <w:spacing w:after="0" w:line="250"/>
+            </w:pPr>
+            <w:r>
+              <w:rPr>
+                <w:rFonts w:ascii="Calibri" w:cs="Calibri" w:eastAsia="Calibri" w:hAnsi="Calibri"/>
+                <w:color w:val="1A1D23"/>
+                <w:sz w:val="18"/>
+                <w:szCs w:val="18"/>
+              </w:rPr>
+              <w:t>21 September 2026 — route table, Postman coverage, paging and response-model counts re-measured against the running app</w:t>
+            </w:r>
+          </w:p>
+        </w:tc>
+      </w:tr>
+      <w:tr>
+        <w:tc>
+          <w:tcPr>
+            <w:tcW w:type="dxa" w:w="2400"/>
+            <w:tcMar>
+              <w:top w:type="dxa" w:w="70"/>
+              <w:left w:type="dxa" w:w="110"/>
+              <w:bottom w:type="dxa" w:w="70"/>
+              <w:right w:type="dxa" w:w="110"/>
+            </w:tcMar>
+          </w:tcPr>
+          <w:p>
+            <w:pPr>
+              <w:spacing w:after="0" w:line="250"/>
+            </w:pPr>
+            <w:r>
+              <w:rPr>
+                <w:rFonts w:ascii="Calibri" w:cs="Calibri" w:eastAsia="Calibri" w:hAnsi="Calibri"/>
+                <w:color w:val="1A1D23"/>
+                <w:sz w:val="18"/>
+                <w:szCs w:val="18"/>
+              </w:rPr>
               <w:t xml:space="preserve">Branch</w:t>
             </w:r>
           </w:p>
@@ -426,7 +478,7 @@
                 <w:sz w:val="18"/>
                 <w:szCs w:val="18"/>
               </w:rPr>
-              <w:t xml:space="preserve">~30,000 lines across 15 in-scope modules; 158 in-scope HTTP routes</w:t>
+              <w:t>~30,000 lines across 15 in-scope modules; 154 in-scope HTTP routes (224 served in total, including Phase-2 procurement)</w:t>
             </w:r>
           </w:p>
         </w:tc>
@@ -2305,7 +2357,7 @@
                 <w:sz w:val="18"/>
                 <w:szCs w:val="18"/>
               </w:rPr>
-              <w:t xml:space="preserve">Imported the FastAPI app and walked app.routes: 233 routes, 158 in scope</w:t>
+              <w:t>Imported the FastAPI app and walked app.routes: 233 routes, 158 in scope (re-walked 21 September 2026: 224 routes, 154 in scope — the drawer module's withdrawal and four routes removed on 19 September)</w:t>
             </w:r>
           </w:p>
         </w:tc>
@@ -5517,7 +5569,7 @@
           <w:sz w:val="20"/>
           <w:szCs w:val="20"/>
         </w:rPr>
-        <w:t xml:space="preserve">Eleven endpoints are now bounded — eight on a shared Page envelope, two with their own (they carry aggregates that must not page), and the analytics nav tree capped. The survey behind this finding also corrected it: of the endpoints that looked unbounded, most already had a hard limit (the dashboard feeds cap at 500 / 500 / 300 / 100), were date-bounded (attendance), or were single-item reads. The list of what genuinely remains is in 9.5.</w:t>
+        <w:t>Twenty endpoints are now bounded (re-verified 21 September 2026, up from eleven at the time of the audit). Twelve return the shared Page envelope from core/pagination.py; six keep their own shape because they carry aggregates that must not page or predate the envelope; and two are the Phase-2 procurement reads, which declare their own limit=100 with no cap and have not adopted core/pagination.py. The survey behind this finding also corrected it: of the endpoints that looked unbounded, most already had a hard limit (the dashboard feeds cap at 500 / 500 / 300 / 100), were date-bounded (attendance), or were single-item reads. The list of what genuinely remains is in 9.5.</w:t>
       </w:r>
     </w:p>
     <w:p>
@@ -5554,7 +5606,7 @@
           <w:sz w:val="20"/>
           <w:szCs w:val="20"/>
         </w:rPr>
-        <w:t xml:space="preserve">A normalised-path comparison of all 17 Postman collections against the 233 live routes found zero mismatches. Every documented request resolves to a real endpoint, and every in-scope live route appears in a collection. Route coverage is not the problem.</w:t>
+        <w:t>A normalised-path comparison of the Postman collections against the live route table found zero mismatches. Re-verified 21 September 2026: 18 collections against 224 live routes, again zero in each direction — every documented request resolves to a real endpoint, and every live route appears in a collection. The audit ran this against 17 collections and 233 routes; the drop to 224 is the four routes removed on 19 September plus the drawer module's withdrawal, and the collections gained procurement and system files so that coverage stayed total. Route coverage is not the problem.</w:t>
       </w:r>
     </w:p>
     <w:p>
@@ -6950,7 +7002,7 @@
           <w:sz w:val="20"/>
           <w:szCs w:val="20"/>
         </w:rPr>
-        <w:t xml:space="preserve">Pagination: the Page envelope now exists and /production/events (the fastest-growing feed) is paged. Four smaller list endpoints remain.</w:t>
+        <w:t>Pagination: DONE for the feeds that grow without bound. Twenty endpoints are paged, twelve of them on the shared Page envelope, including /production/events (the fastest-growing feed). What remains unpaged is bounded by the business rather than by time, and Phase-2 procurement has not adopted the envelope at all.</w:t>
       </w:r>
     </w:p>
     <w:p>
@@ -11745,7 +11797,7 @@
           <w:sz w:val="20"/>
           <w:szCs w:val="20"/>
         </w:rPr>
-        <w:t xml:space="preserve">Eleven endpoints are now bounded. Eight return the shared Page envelope from core/pagination.py. Two keep their own response shape because they carry aggregates that must NOT page. One is a navigation tree and is capped instead.</w:t>
+        <w:t>Eleven endpoints were bounded in this phase. Eight returned the shared Page envelope from core/pagination.py, two kept their own response shape because they carry aggregates that must NOT page, and one is a navigation tree and is capped instead. As re-verified on 21 September 2026 the running total is twenty bounded endpoints, twelve of them on the shared envelope.</w:t>
       </w:r>
     </w:p>
     <w:tbl>
@@ -12781,7 +12833,7 @@
           <w:sz w:val="20"/>
           <w:szCs w:val="20"/>
         </w:rPr>
-        <w:t xml:space="preserve">15 routes given a response_model (55 untyped down to 40), including all of jobwork and all of wages.</w:t>
+        <w:t>15 routes given a response_model (55 untyped down to 32, re-verified 21 September 2026), including all of jobwork and all of wages.</w:t>
       </w:r>
     </w:p>
     <w:p>
